--- a/docs/gost/08-formulyar.docx
+++ b/docs/gost/08-formulyar.docx
@@ -846,25 +846,31 @@
       <w:r>
         <w:t xml:space="preserve">Документ составлен по материалам репозитория и измерениям, лежащим в </w:t>
       </w:r>
-      <w:r>
-        <w:rPr>
-          <w:rFonts w:ascii="Courier New" w:hAnsi="Courier New" w:cs="Courier New"/>
-          <w:sz w:val="24"/>
-          <w:szCs w:val="24"/>
-        </w:rPr>
-        <w:t xml:space="preserve">docs/spike/results/</w:t>
-      </w:r>
+      <w:hyperlink r:id="rIdLnk1" w:history="1">
+        <w:r>
+          <w:rPr>
+            <w:rStyle w:val="Hyperlink"/>
+            <w:rFonts w:ascii="Courier New" w:hAnsi="Courier New" w:cs="Courier New"/>
+            <w:sz w:val="24"/>
+            <w:szCs w:val="24"/>
+          </w:rPr>
+          <w:t xml:space="preserve">docs/spike/results/</w:t>
+        </w:r>
+      </w:hyperlink>
       <w:r>
         <w:t xml:space="preserve"> и </w:t>
       </w:r>
-      <w:r>
-        <w:rPr>
-          <w:rFonts w:ascii="Courier New" w:hAnsi="Courier New" w:cs="Courier New"/>
-          <w:sz w:val="24"/>
-          <w:szCs w:val="24"/>
-        </w:rPr>
-        <w:t xml:space="preserve">docs/perf/</w:t>
-      </w:r>
+      <w:hyperlink r:id="rIdLnk2" w:history="1">
+        <w:r>
+          <w:rPr>
+            <w:rStyle w:val="Hyperlink"/>
+            <w:rFonts w:ascii="Courier New" w:hAnsi="Courier New" w:cs="Courier New"/>
+            <w:sz w:val="24"/>
+            <w:szCs w:val="24"/>
+          </w:rPr>
+          <w:t xml:space="preserve">docs/perf/</w:t>
+        </w:r>
+      </w:hyperlink>
       <w:r>
         <w:t xml:space="preserve">, с помощью ИИ-ассистента; человеком не проверен и никем не согласован. Подписи, должности, даты согласования и обозначение документа оставлены пустыми намеренно.</w:t>
       </w:r>
@@ -1114,20 +1120,77 @@
               </w:rPr>
               <w:t xml:space="preserve">0.0.1 (</w:t>
             </w:r>
+            <w:hyperlink r:id="rIdLnk3" w:history="1">
+              <w:r>
+                <w:rPr>
+                  <w:rStyle w:val="Hyperlink"/>
+                  <w:rFonts w:ascii="Courier New" w:hAnsi="Courier New" w:cs="Courier New"/>
+                  <w:sz w:val="20"/>
+                  <w:szCs w:val="20"/>
+                </w:rPr>
+                <w:t xml:space="preserve">pyproject.toml</w:t>
+              </w:r>
+            </w:hyperlink>
+            <w:r>
+              <w:rPr>
+                <w:sz w:val="24"/>
+                <w:szCs w:val="24"/>
+              </w:rPr>
+              <w:t xml:space="preserve">); состояние репозитория </w:t>
+            </w:r>
             <w:r>
               <w:rPr>
                 <w:rFonts w:ascii="Courier New" w:hAnsi="Courier New" w:cs="Courier New"/>
                 <w:sz w:val="20"/>
                 <w:szCs w:val="20"/>
               </w:rPr>
-              <w:t xml:space="preserve">pyproject.toml</w:t>
-            </w:r>
-            <w:r>
-              <w:rPr>
-                <w:sz w:val="24"/>
-                <w:szCs w:val="24"/>
-              </w:rPr>
-              <w:t xml:space="preserve">); состояние репозитория </w:t>
+              <w:t xml:space="preserve">main</w:t>
+            </w:r>
+            <w:r>
+              <w:rPr>
+                <w:sz w:val="24"/>
+                <w:szCs w:val="24"/>
+              </w:rPr>
+              <w:t xml:space="preserve">, коммит 16122fc</w:t>
+            </w:r>
+          </w:p>
+        </w:tc>
+      </w:tr>
+      <w:tr>
+        <w:trPr>
+          <w:cantSplit/>
+        </w:trPr>
+        <w:tc>
+          <w:tcPr>
+            <w:tcW w:w="3037" w:type="dxa"/>
+          </w:tcPr>
+          <w:p>
+            <w:pPr>
+              <w:pStyle w:val="TableText"/>
+            </w:pPr>
+            <w:r>
+              <w:rPr>
+                <w:sz w:val="24"/>
+                <w:szCs w:val="24"/>
+              </w:rPr>
+              <w:t xml:space="preserve">Кандидат поставки</w:t>
+            </w:r>
+          </w:p>
+        </w:tc>
+        <w:tc>
+          <w:tcPr>
+            <w:tcW w:w="6316" w:type="dxa"/>
+          </w:tcPr>
+          <w:p>
+            <w:pPr>
+              <w:pStyle w:val="TableText"/>
+            </w:pPr>
+            <w:r>
+              <w:rPr>
+                <w:sz w:val="24"/>
+                <w:szCs w:val="24"/>
+              </w:rPr>
+              <w:t xml:space="preserve">тег rc4, коммит 76f45ad, архив </w:t>
             </w:r>
             <w:r>
               <w:rPr>
@@ -1135,14 +1198,14 @@
                 <w:sz w:val="20"/>
                 <w:szCs w:val="20"/>
               </w:rPr>
-              <w:t xml:space="preserve">main</w:t>
-            </w:r>
-            <w:r>
-              <w:rPr>
-                <w:sz w:val="24"/>
-                <w:szCs w:val="24"/>
-              </w:rPr>
-              <w:t xml:space="preserve">, коммит 16122fc</w:t>
+              <w:t xml:space="preserve">detective-board-offline-rc4.tar</w:t>
+            </w:r>
+            <w:r>
+              <w:rPr>
+                <w:sz w:val="24"/>
+                <w:szCs w:val="24"/>
+              </w:rPr>
+              <w:t xml:space="preserve"> (6,2 ГБ)</w:t>
             </w:r>
           </w:p>
         </w:tc>
@@ -1164,7 +1227,7 @@
                 <w:sz w:val="24"/>
                 <w:szCs w:val="24"/>
               </w:rPr>
-              <w:t xml:space="preserve">Кандидат поставки</w:t>
+              <w:t xml:space="preserve">Правообладатель, разработчик</w:t>
             </w:r>
           </w:p>
         </w:tc>
@@ -1178,10 +1241,18 @@
             </w:pPr>
             <w:r>
               <w:rPr>
-                <w:sz w:val="24"/>
-                <w:szCs w:val="24"/>
-              </w:rPr>
-              <w:t xml:space="preserve">тег rc4, коммит 76f45ad, архив </w:t>
+                <w:b/>
+                <w:sz w:val="24"/>
+                <w:szCs w:val="24"/>
+              </w:rPr>
+              <w:t xml:space="preserve">[Заполнить]</w:t>
+            </w:r>
+            <w:r>
+              <w:rPr>
+                <w:sz w:val="24"/>
+                <w:szCs w:val="24"/>
+              </w:rPr>
+              <w:t xml:space="preserve">; репозиторий </w:t>
             </w:r>
             <w:r>
               <w:rPr>
@@ -1189,14 +1260,7 @@
                 <w:sz w:val="20"/>
                 <w:szCs w:val="20"/>
               </w:rPr>
-              <w:t xml:space="preserve">detective-board-offline-rc4.tar</w:t>
-            </w:r>
-            <w:r>
-              <w:rPr>
-                <w:sz w:val="24"/>
-                <w:szCs w:val="24"/>
-              </w:rPr>
-              <w:t xml:space="preserve"> (6,2 ГБ)</w:t>
+              <w:t xml:space="preserve">AndrewStrizhevskiy/detective-board</w:t>
             </w:r>
           </w:p>
         </w:tc>
@@ -1218,7 +1282,7 @@
                 <w:sz w:val="24"/>
                 <w:szCs w:val="24"/>
               </w:rPr>
-              <w:t xml:space="preserve">Правообладатель, разработчик</w:t>
+              <w:t xml:space="preserve">Лицензия программы</w:t>
             </w:r>
           </w:p>
         </w:tc>
@@ -1243,71 +1307,19 @@
                 <w:sz w:val="24"/>
                 <w:szCs w:val="24"/>
               </w:rPr>
-              <w:t xml:space="preserve">; репозиторий </w:t>
-            </w:r>
-            <w:r>
-              <w:rPr>
-                <w:rFonts w:ascii="Courier New" w:hAnsi="Courier New" w:cs="Courier New"/>
-                <w:sz w:val="20"/>
-                <w:szCs w:val="20"/>
-              </w:rPr>
-              <w:t xml:space="preserve">AndrewStrizhevskiy/detective-board</w:t>
-            </w:r>
-          </w:p>
-        </w:tc>
-      </w:tr>
-      <w:tr>
-        <w:trPr>
-          <w:cantSplit/>
-        </w:trPr>
-        <w:tc>
-          <w:tcPr>
-            <w:tcW w:w="3037" w:type="dxa"/>
-          </w:tcPr>
-          <w:p>
-            <w:pPr>
-              <w:pStyle w:val="TableText"/>
-            </w:pPr>
-            <w:r>
-              <w:rPr>
-                <w:sz w:val="24"/>
-                <w:szCs w:val="24"/>
-              </w:rPr>
-              <w:t xml:space="preserve">Лицензия программы</w:t>
-            </w:r>
-          </w:p>
-        </w:tc>
-        <w:tc>
-          <w:tcPr>
-            <w:tcW w:w="6316" w:type="dxa"/>
-          </w:tcPr>
-          <w:p>
-            <w:pPr>
-              <w:pStyle w:val="TableText"/>
-            </w:pPr>
-            <w:r>
-              <w:rPr>
-                <w:b/>
-                <w:sz w:val="24"/>
-                <w:szCs w:val="24"/>
-              </w:rPr>
-              <w:t xml:space="preserve">[Заполнить]</w:t>
-            </w:r>
-            <w:r>
-              <w:rPr>
-                <w:sz w:val="24"/>
-                <w:szCs w:val="24"/>
-              </w:rPr>
               <w:t xml:space="preserve">: файл лицензии на проект в корне репозитория не найден; лицензии корпуса и сторонних компонентов – </w:t>
             </w:r>
-            <w:r>
-              <w:rPr>
-                <w:rFonts w:ascii="Courier New" w:hAnsi="Courier New" w:cs="Courier New"/>
-                <w:sz w:val="20"/>
-                <w:szCs w:val="20"/>
-              </w:rPr>
-              <w:t xml:space="preserve">data/LICENSES.md</w:t>
-            </w:r>
+            <w:hyperlink r:id="rIdLnk4" w:history="1">
+              <w:r>
+                <w:rPr>
+                  <w:rStyle w:val="Hyperlink"/>
+                  <w:rFonts w:ascii="Courier New" w:hAnsi="Courier New" w:cs="Courier New"/>
+                  <w:sz w:val="20"/>
+                  <w:szCs w:val="20"/>
+                </w:rPr>
+                <w:t xml:space="preserve">data/LICENSES.md</w:t>
+              </w:r>
+            </w:hyperlink>
             <w:r>
               <w:rPr>
                 <w:sz w:val="24"/>
@@ -1315,14 +1327,17 @@
               </w:rPr>
               <w:t xml:space="preserve">, </w:t>
             </w:r>
-            <w:r>
-              <w:rPr>
-                <w:rFonts w:ascii="Courier New" w:hAnsi="Courier New" w:cs="Courier New"/>
-                <w:sz w:val="20"/>
-                <w:szCs w:val="20"/>
-              </w:rPr>
-              <w:t xml:space="preserve">THIRD_PARTY_NOTICES.md</w:t>
-            </w:r>
+            <w:hyperlink r:id="rIdLnk5" w:history="1">
+              <w:r>
+                <w:rPr>
+                  <w:rStyle w:val="Hyperlink"/>
+                  <w:rFonts w:ascii="Courier New" w:hAnsi="Courier New" w:cs="Courier New"/>
+                  <w:sz w:val="20"/>
+                  <w:szCs w:val="20"/>
+                </w:rPr>
+                <w:t xml:space="preserve">THIRD_PARTY_NOTICES.md</w:t>
+              </w:r>
+            </w:hyperlink>
           </w:p>
         </w:tc>
       </w:tr>
@@ -1512,20 +1527,328 @@
             <w:pPr>
               <w:pStyle w:val="TableText"/>
             </w:pPr>
+            <w:hyperlink r:id="rIdLnk6" w:history="1">
+              <w:r>
+                <w:rPr>
+                  <w:rStyle w:val="Hyperlink"/>
+                  <w:rFonts w:ascii="Courier New" w:hAnsi="Courier New" w:cs="Courier New"/>
+                  <w:sz w:val="20"/>
+                  <w:szCs w:val="20"/>
+                </w:rPr>
+                <w:t xml:space="preserve">docs/PRD.md</w:t>
+              </w:r>
+            </w:hyperlink>
+            <w:r>
+              <w:rPr>
+                <w:sz w:val="24"/>
+                <w:szCs w:val="24"/>
+              </w:rPr>
+              <w:t xml:space="preserve">, </w:t>
+            </w:r>
+            <w:hyperlink r:id="rIdLnk7" w:history="1">
+              <w:r>
+                <w:rPr>
+                  <w:rStyle w:val="Hyperlink"/>
+                  <w:rFonts w:ascii="Courier New" w:hAnsi="Courier New" w:cs="Courier New"/>
+                  <w:sz w:val="20"/>
+                  <w:szCs w:val="20"/>
+                </w:rPr>
+                <w:t xml:space="preserve">docs/spike/results/graph-sanity-20261028.md</w:t>
+              </w:r>
+            </w:hyperlink>
+          </w:p>
+        </w:tc>
+      </w:tr>
+      <w:tr>
+        <w:trPr>
+          <w:cantSplit/>
+        </w:trPr>
+        <w:tc>
+          <w:tcPr>
+            <w:tcW w:w="2794" w:type="dxa"/>
+          </w:tcPr>
+          <w:p>
+            <w:pPr>
+              <w:pStyle w:val="TableText"/>
+            </w:pPr>
+            <w:r>
+              <w:rPr>
+                <w:sz w:val="24"/>
+                <w:szCs w:val="24"/>
+              </w:rPr>
+              <w:t xml:space="preserve">Граф (до курируемых фактов)</w:t>
+            </w:r>
+          </w:p>
+        </w:tc>
+        <w:tc>
+          <w:tcPr>
+            <w:tcW w:w="4130" w:type="dxa"/>
+          </w:tcPr>
+          <w:p>
+            <w:pPr>
+              <w:pStyle w:val="TableText"/>
+            </w:pPr>
+            <w:r>
+              <w:rPr>
+                <w:sz w:val="24"/>
+                <w:szCs w:val="24"/>
+              </w:rPr>
+              <w:t xml:space="preserve">5278 узлов: 2157 высказываний, 1698 событий, 743 персонажа, 631 место, 49 предметов</w:t>
+            </w:r>
+          </w:p>
+        </w:tc>
+        <w:tc>
+          <w:tcPr>
+            <w:tcW w:w="2429" w:type="dxa"/>
+          </w:tcPr>
+          <w:p>
+            <w:pPr>
+              <w:pStyle w:val="TableText"/>
+            </w:pPr>
             <w:r>
               <w:rPr>
                 <w:rFonts w:ascii="Courier New" w:hAnsi="Courier New" w:cs="Courier New"/>
                 <w:sz w:val="20"/>
                 <w:szCs w:val="20"/>
               </w:rPr>
-              <w:t xml:space="preserve">docs/PRD.md</w:t>
-            </w:r>
-            <w:r>
-              <w:rPr>
-                <w:sz w:val="24"/>
-                <w:szCs w:val="24"/>
-              </w:rPr>
-              <w:t xml:space="preserve">, </w:t>
+              <w:t xml:space="preserve">graph-sanity-20261028.md</w:t>
+            </w:r>
+          </w:p>
+        </w:tc>
+      </w:tr>
+      <w:tr>
+        <w:trPr>
+          <w:cantSplit/>
+        </w:trPr>
+        <w:tc>
+          <w:tcPr>
+            <w:tcW w:w="2794" w:type="dxa"/>
+          </w:tcPr>
+          <w:p>
+            <w:pPr>
+              <w:pStyle w:val="TableText"/>
+            </w:pPr>
+            <w:r>
+              <w:rPr>
+                <w:sz w:val="24"/>
+                <w:szCs w:val="24"/>
+              </w:rPr>
+              <w:t xml:space="preserve">Курируемые факты демонстрации</w:t>
+            </w:r>
+          </w:p>
+        </w:tc>
+        <w:tc>
+          <w:tcPr>
+            <w:tcW w:w="4130" w:type="dxa"/>
+          </w:tcPr>
+          <w:p>
+            <w:pPr>
+              <w:pStyle w:val="TableText"/>
+            </w:pPr>
+            <w:r>
+              <w:rPr>
+                <w:sz w:val="24"/>
+                <w:szCs w:val="24"/>
+              </w:rPr>
+              <w:t xml:space="preserve">8 фактов присутствия, 1 сцена; проверены человеком 29.10.2026</w:t>
+            </w:r>
+          </w:p>
+        </w:tc>
+        <w:tc>
+          <w:tcPr>
+            <w:tcW w:w="2429" w:type="dxa"/>
+          </w:tcPr>
+          <w:p>
+            <w:pPr>
+              <w:pStyle w:val="TableText"/>
+            </w:pPr>
+            <w:hyperlink r:id="rIdLnk8" w:history="1">
+              <w:r>
+                <w:rPr>
+                  <w:rStyle w:val="Hyperlink"/>
+                  <w:rFonts w:ascii="Courier New" w:hAnsi="Courier New" w:cs="Courier New"/>
+                  <w:sz w:val="20"/>
+                  <w:szCs w:val="20"/>
+                </w:rPr>
+                <w:t xml:space="preserve">docs/DISCLOSURE.md</w:t>
+              </w:r>
+            </w:hyperlink>
+          </w:p>
+        </w:tc>
+      </w:tr>
+      <w:tr>
+        <w:trPr>
+          <w:cantSplit/>
+        </w:trPr>
+        <w:tc>
+          <w:tcPr>
+            <w:tcW w:w="2794" w:type="dxa"/>
+          </w:tcPr>
+          <w:p>
+            <w:pPr>
+              <w:pStyle w:val="TableText"/>
+            </w:pPr>
+            <w:r>
+              <w:rPr>
+                <w:sz w:val="24"/>
+                <w:szCs w:val="24"/>
+              </w:rPr>
+              <w:t xml:space="preserve">Модели</w:t>
+            </w:r>
+          </w:p>
+        </w:tc>
+        <w:tc>
+          <w:tcPr>
+            <w:tcW w:w="4130" w:type="dxa"/>
+          </w:tcPr>
+          <w:p>
+            <w:pPr>
+              <w:pStyle w:val="TableText"/>
+            </w:pPr>
+            <w:r>
+              <w:rPr>
+                <w:sz w:val="24"/>
+                <w:szCs w:val="24"/>
+              </w:rPr>
+              <w:t xml:space="preserve">bge-m3, qwen3:4b-instruct, qwen3:4b (идентификаторы – </w:t>
+            </w:r>
+            <w:hyperlink r:id="rIdLnk9" w:history="1">
+              <w:r>
+                <w:rPr>
+                  <w:rStyle w:val="Hyperlink"/>
+                  <w:rFonts w:ascii="Courier New" w:hAnsi="Courier New" w:cs="Courier New"/>
+                  <w:sz w:val="20"/>
+                  <w:szCs w:val="20"/>
+                </w:rPr>
+                <w:t xml:space="preserve">docs/team/models.md</w:t>
+              </w:r>
+            </w:hyperlink>
+            <w:r>
+              <w:rPr>
+                <w:sz w:val="24"/>
+                <w:szCs w:val="24"/>
+              </w:rPr>
+              <w:t xml:space="preserve">)</w:t>
+            </w:r>
+          </w:p>
+        </w:tc>
+        <w:tc>
+          <w:tcPr>
+            <w:tcW w:w="2429" w:type="dxa"/>
+          </w:tcPr>
+          <w:p>
+            <w:pPr>
+              <w:pStyle w:val="TableText"/>
+            </w:pPr>
+            <w:hyperlink r:id="rIdLnk10" w:history="1">
+              <w:r>
+                <w:rPr>
+                  <w:rStyle w:val="Hyperlink"/>
+                  <w:rFonts w:ascii="Courier New" w:hAnsi="Courier New" w:cs="Courier New"/>
+                  <w:sz w:val="20"/>
+                  <w:szCs w:val="20"/>
+                </w:rPr>
+                <w:t xml:space="preserve">docs/team/models.md</w:t>
+              </w:r>
+            </w:hyperlink>
+          </w:p>
+        </w:tc>
+      </w:tr>
+      <w:tr>
+        <w:trPr>
+          <w:cantSplit/>
+        </w:trPr>
+        <w:tc>
+          <w:tcPr>
+            <w:tcW w:w="2794" w:type="dxa"/>
+          </w:tcPr>
+          <w:p>
+            <w:pPr>
+              <w:pStyle w:val="TableText"/>
+            </w:pPr>
+            <w:r>
+              <w:rPr>
+                <w:sz w:val="24"/>
+                <w:szCs w:val="24"/>
+              </w:rPr>
+              <w:t xml:space="preserve">Правила</w:t>
+            </w:r>
+          </w:p>
+        </w:tc>
+        <w:tc>
+          <w:tcPr>
+            <w:tcW w:w="4130" w:type="dxa"/>
+          </w:tcPr>
+          <w:p>
+            <w:pPr>
+              <w:pStyle w:val="TableText"/>
+            </w:pPr>
+            <w:r>
+              <w:rPr>
+                <w:sz w:val="24"/>
+                <w:szCs w:val="24"/>
+              </w:rPr>
+              <w:t xml:space="preserve">R1, R2, R3 (чистый Python)</w:t>
+            </w:r>
+          </w:p>
+        </w:tc>
+        <w:tc>
+          <w:tcPr>
+            <w:tcW w:w="2429" w:type="dxa"/>
+          </w:tcPr>
+          <w:p>
+            <w:pPr>
+              <w:pStyle w:val="TableText"/>
+            </w:pPr>
+            <w:hyperlink r:id="rIdLnk11" w:history="1">
+              <w:r>
+                <w:rPr>
+                  <w:rStyle w:val="Hyperlink"/>
+                  <w:rFonts w:ascii="Courier New" w:hAnsi="Courier New" w:cs="Courier New"/>
+                  <w:sz w:val="20"/>
+                  <w:szCs w:val="20"/>
+                </w:rPr>
+                <w:t xml:space="preserve">src/detective_board/symbolic/</w:t>
+              </w:r>
+            </w:hyperlink>
+          </w:p>
+        </w:tc>
+      </w:tr>
+      <w:tr>
+        <w:trPr>
+          <w:cantSplit/>
+        </w:trPr>
+        <w:tc>
+          <w:tcPr>
+            <w:tcW w:w="2794" w:type="dxa"/>
+          </w:tcPr>
+          <w:p>
+            <w:pPr>
+              <w:pStyle w:val="TableText"/>
+            </w:pPr>
+            <w:r>
+              <w:rPr>
+                <w:sz w:val="24"/>
+                <w:szCs w:val="24"/>
+              </w:rPr>
+              <w:t xml:space="preserve">MCP-инструменты</w:t>
+            </w:r>
+          </w:p>
+        </w:tc>
+        <w:tc>
+          <w:tcPr>
+            <w:tcW w:w="4130" w:type="dxa"/>
+          </w:tcPr>
+          <w:p>
+            <w:pPr>
+              <w:pStyle w:val="TableText"/>
+            </w:pPr>
+            <w:r>
+              <w:rPr>
+                <w:sz w:val="24"/>
+                <w:szCs w:val="24"/>
+              </w:rPr>
+              <w:t xml:space="preserve">6 (сервер </w:t>
             </w:r>
             <w:r>
               <w:rPr>
@@ -1533,8 +1856,36 @@
                 <w:sz w:val="20"/>
                 <w:szCs w:val="20"/>
               </w:rPr>
-              <w:t xml:space="preserve">docs/spike/results/graph-sanity-20261028.md</w:t>
-            </w:r>
+              <w:t xml:space="preserve">timeline-alibi</w:t>
+            </w:r>
+            <w:r>
+              <w:rPr>
+                <w:sz w:val="24"/>
+                <w:szCs w:val="24"/>
+              </w:rPr>
+              <w:t xml:space="preserve">)</w:t>
+            </w:r>
+          </w:p>
+        </w:tc>
+        <w:tc>
+          <w:tcPr>
+            <w:tcW w:w="2429" w:type="dxa"/>
+          </w:tcPr>
+          <w:p>
+            <w:pPr>
+              <w:pStyle w:val="TableText"/>
+            </w:pPr>
+            <w:hyperlink r:id="rIdLnk12" w:history="1">
+              <w:r>
+                <w:rPr>
+                  <w:rStyle w:val="Hyperlink"/>
+                  <w:rFonts w:ascii="Courier New" w:hAnsi="Courier New" w:cs="Courier New"/>
+                  <w:sz w:val="20"/>
+                  <w:szCs w:val="20"/>
+                </w:rPr>
+                <w:t xml:space="preserve">src/detective_board/mcp/server.py</w:t>
+              </w:r>
+            </w:hyperlink>
           </w:p>
         </w:tc>
       </w:tr>
@@ -1555,7 +1906,7 @@
                 <w:sz w:val="24"/>
                 <w:szCs w:val="24"/>
               </w:rPr>
-              <w:t xml:space="preserve">Граф (до курируемых фактов)</w:t>
+              <w:t xml:space="preserve">Тестов (без live и e2e)</w:t>
             </w:r>
           </w:p>
         </w:tc>
@@ -1572,7 +1923,7 @@
                 <w:sz w:val="24"/>
                 <w:szCs w:val="24"/>
               </w:rPr>
-              <w:t xml:space="preserve">5278 узлов: 2157 высказываний, 1698 событий, 743 персонажа, 631 место, 49 предметов</w:t>
+              <w:t xml:space="preserve">986, все проходят на коммите 16122fc</w:t>
             </w:r>
           </w:p>
         </w:tc>
@@ -1590,7 +1941,7 @@
                 <w:sz w:val="20"/>
                 <w:szCs w:val="20"/>
               </w:rPr>
-              <w:t xml:space="preserve">graph-sanity-20261028.md</w:t>
+              <w:t xml:space="preserve">uv run pytest -m "not live and not e2e"</w:t>
             </w:r>
           </w:p>
         </w:tc>
@@ -1612,7 +1963,7 @@
                 <w:sz w:val="24"/>
                 <w:szCs w:val="24"/>
               </w:rPr>
-              <w:t xml:space="preserve">Курируемые факты демонстрации</w:t>
+              <w:t xml:space="preserve">Время ответа на целевом ноутбуке</w:t>
             </w:r>
           </w:p>
         </w:tc>
@@ -1629,7 +1980,7 @@
                 <w:sz w:val="24"/>
                 <w:szCs w:val="24"/>
               </w:rPr>
-              <w:t xml:space="preserve">8 фактов присутствия, 1 сцена; проверены человеком 29.10.2026</w:t>
+              <w:t xml:space="preserve">медиана 28,4 с, диапазон 18,6–44,1 с (не чистое окно)</w:t>
             </w:r>
           </w:p>
         </w:tc>
@@ -1641,329 +1992,17 @@
             <w:pPr>
               <w:pStyle w:val="TableText"/>
             </w:pPr>
-            <w:r>
-              <w:rPr>
-                <w:rFonts w:ascii="Courier New" w:hAnsi="Courier New" w:cs="Courier New"/>
-                <w:sz w:val="20"/>
-                <w:szCs w:val="20"/>
-              </w:rPr>
-              <w:t xml:space="preserve">docs/DISCLOSURE.md</w:t>
-            </w:r>
-          </w:p>
-        </w:tc>
-      </w:tr>
-      <w:tr>
-        <w:trPr>
-          <w:cantSplit/>
-        </w:trPr>
-        <w:tc>
-          <w:tcPr>
-            <w:tcW w:w="2794" w:type="dxa"/>
-          </w:tcPr>
-          <w:p>
-            <w:pPr>
-              <w:pStyle w:val="TableText"/>
-            </w:pPr>
-            <w:r>
-              <w:rPr>
-                <w:sz w:val="24"/>
-                <w:szCs w:val="24"/>
-              </w:rPr>
-              <w:t xml:space="preserve">Модели</w:t>
-            </w:r>
-          </w:p>
-        </w:tc>
-        <w:tc>
-          <w:tcPr>
-            <w:tcW w:w="4130" w:type="dxa"/>
-          </w:tcPr>
-          <w:p>
-            <w:pPr>
-              <w:pStyle w:val="TableText"/>
-            </w:pPr>
-            <w:r>
-              <w:rPr>
-                <w:sz w:val="24"/>
-                <w:szCs w:val="24"/>
-              </w:rPr>
-              <w:t xml:space="preserve">bge-m3, qwen3:4b-instruct, qwen3:4b (идентификаторы – </w:t>
-            </w:r>
-            <w:r>
-              <w:rPr>
-                <w:rFonts w:ascii="Courier New" w:hAnsi="Courier New" w:cs="Courier New"/>
-                <w:sz w:val="20"/>
-                <w:szCs w:val="20"/>
-              </w:rPr>
-              <w:t xml:space="preserve">docs/team/models.md</w:t>
-            </w:r>
-            <w:r>
-              <w:rPr>
-                <w:sz w:val="24"/>
-                <w:szCs w:val="24"/>
-              </w:rPr>
-              <w:t xml:space="preserve">)</w:t>
-            </w:r>
-          </w:p>
-        </w:tc>
-        <w:tc>
-          <w:tcPr>
-            <w:tcW w:w="2429" w:type="dxa"/>
-          </w:tcPr>
-          <w:p>
-            <w:pPr>
-              <w:pStyle w:val="TableText"/>
-            </w:pPr>
-            <w:r>
-              <w:rPr>
-                <w:rFonts w:ascii="Courier New" w:hAnsi="Courier New" w:cs="Courier New"/>
-                <w:sz w:val="20"/>
-                <w:szCs w:val="20"/>
-              </w:rPr>
-              <w:t xml:space="preserve">docs/team/models.md</w:t>
-            </w:r>
-          </w:p>
-        </w:tc>
-      </w:tr>
-      <w:tr>
-        <w:trPr>
-          <w:cantSplit/>
-        </w:trPr>
-        <w:tc>
-          <w:tcPr>
-            <w:tcW w:w="2794" w:type="dxa"/>
-          </w:tcPr>
-          <w:p>
-            <w:pPr>
-              <w:pStyle w:val="TableText"/>
-            </w:pPr>
-            <w:r>
-              <w:rPr>
-                <w:sz w:val="24"/>
-                <w:szCs w:val="24"/>
-              </w:rPr>
-              <w:t xml:space="preserve">Правила</w:t>
-            </w:r>
-          </w:p>
-        </w:tc>
-        <w:tc>
-          <w:tcPr>
-            <w:tcW w:w="4130" w:type="dxa"/>
-          </w:tcPr>
-          <w:p>
-            <w:pPr>
-              <w:pStyle w:val="TableText"/>
-            </w:pPr>
-            <w:r>
-              <w:rPr>
-                <w:sz w:val="24"/>
-                <w:szCs w:val="24"/>
-              </w:rPr>
-              <w:t xml:space="preserve">R1, R2, R3 (чистый Python)</w:t>
-            </w:r>
-          </w:p>
-        </w:tc>
-        <w:tc>
-          <w:tcPr>
-            <w:tcW w:w="2429" w:type="dxa"/>
-          </w:tcPr>
-          <w:p>
-            <w:pPr>
-              <w:pStyle w:val="TableText"/>
-            </w:pPr>
-            <w:r>
-              <w:rPr>
-                <w:rFonts w:ascii="Courier New" w:hAnsi="Courier New" w:cs="Courier New"/>
-                <w:sz w:val="20"/>
-                <w:szCs w:val="20"/>
-              </w:rPr>
-              <w:t xml:space="preserve">src/detective_board/symbolic/</w:t>
-            </w:r>
-          </w:p>
-        </w:tc>
-      </w:tr>
-      <w:tr>
-        <w:trPr>
-          <w:cantSplit/>
-        </w:trPr>
-        <w:tc>
-          <w:tcPr>
-            <w:tcW w:w="2794" w:type="dxa"/>
-          </w:tcPr>
-          <w:p>
-            <w:pPr>
-              <w:pStyle w:val="TableText"/>
-            </w:pPr>
-            <w:r>
-              <w:rPr>
-                <w:sz w:val="24"/>
-                <w:szCs w:val="24"/>
-              </w:rPr>
-              <w:t xml:space="preserve">MCP-инструменты</w:t>
-            </w:r>
-          </w:p>
-        </w:tc>
-        <w:tc>
-          <w:tcPr>
-            <w:tcW w:w="4130" w:type="dxa"/>
-          </w:tcPr>
-          <w:p>
-            <w:pPr>
-              <w:pStyle w:val="TableText"/>
-            </w:pPr>
-            <w:r>
-              <w:rPr>
-                <w:sz w:val="24"/>
-                <w:szCs w:val="24"/>
-              </w:rPr>
-              <w:t xml:space="preserve">6 (сервер </w:t>
-            </w:r>
-            <w:r>
-              <w:rPr>
-                <w:rFonts w:ascii="Courier New" w:hAnsi="Courier New" w:cs="Courier New"/>
-                <w:sz w:val="20"/>
-                <w:szCs w:val="20"/>
-              </w:rPr>
-              <w:t xml:space="preserve">timeline-alibi</w:t>
-            </w:r>
-            <w:r>
-              <w:rPr>
-                <w:sz w:val="24"/>
-                <w:szCs w:val="24"/>
-              </w:rPr>
-              <w:t xml:space="preserve">)</w:t>
-            </w:r>
-          </w:p>
-        </w:tc>
-        <w:tc>
-          <w:tcPr>
-            <w:tcW w:w="2429" w:type="dxa"/>
-          </w:tcPr>
-          <w:p>
-            <w:pPr>
-              <w:pStyle w:val="TableText"/>
-            </w:pPr>
-            <w:r>
-              <w:rPr>
-                <w:rFonts w:ascii="Courier New" w:hAnsi="Courier New" w:cs="Courier New"/>
-                <w:sz w:val="20"/>
-                <w:szCs w:val="20"/>
-              </w:rPr>
-              <w:t xml:space="preserve">src/detective_board/mcp/server.py</w:t>
-            </w:r>
-          </w:p>
-        </w:tc>
-      </w:tr>
-      <w:tr>
-        <w:trPr>
-          <w:cantSplit/>
-        </w:trPr>
-        <w:tc>
-          <w:tcPr>
-            <w:tcW w:w="2794" w:type="dxa"/>
-          </w:tcPr>
-          <w:p>
-            <w:pPr>
-              <w:pStyle w:val="TableText"/>
-            </w:pPr>
-            <w:r>
-              <w:rPr>
-                <w:sz w:val="24"/>
-                <w:szCs w:val="24"/>
-              </w:rPr>
-              <w:t xml:space="preserve">Тестов (без live и e2e)</w:t>
-            </w:r>
-          </w:p>
-        </w:tc>
-        <w:tc>
-          <w:tcPr>
-            <w:tcW w:w="4130" w:type="dxa"/>
-          </w:tcPr>
-          <w:p>
-            <w:pPr>
-              <w:pStyle w:val="TableText"/>
-            </w:pPr>
-            <w:r>
-              <w:rPr>
-                <w:sz w:val="24"/>
-                <w:szCs w:val="24"/>
-              </w:rPr>
-              <w:t xml:space="preserve">986, все проходят на коммите 16122fc</w:t>
-            </w:r>
-          </w:p>
-        </w:tc>
-        <w:tc>
-          <w:tcPr>
-            <w:tcW w:w="2429" w:type="dxa"/>
-          </w:tcPr>
-          <w:p>
-            <w:pPr>
-              <w:pStyle w:val="TableText"/>
-            </w:pPr>
-            <w:r>
-              <w:rPr>
-                <w:rFonts w:ascii="Courier New" w:hAnsi="Courier New" w:cs="Courier New"/>
-                <w:sz w:val="20"/>
-                <w:szCs w:val="20"/>
-              </w:rPr>
-              <w:t xml:space="preserve">uv run pytest -m "not live and not e2e"</w:t>
-            </w:r>
-          </w:p>
-        </w:tc>
-      </w:tr>
-      <w:tr>
-        <w:trPr>
-          <w:cantSplit/>
-        </w:trPr>
-        <w:tc>
-          <w:tcPr>
-            <w:tcW w:w="2794" w:type="dxa"/>
-          </w:tcPr>
-          <w:p>
-            <w:pPr>
-              <w:pStyle w:val="TableText"/>
-            </w:pPr>
-            <w:r>
-              <w:rPr>
-                <w:sz w:val="24"/>
-                <w:szCs w:val="24"/>
-              </w:rPr>
-              <w:t xml:space="preserve">Время ответа на целевом ноутбуке</w:t>
-            </w:r>
-          </w:p>
-        </w:tc>
-        <w:tc>
-          <w:tcPr>
-            <w:tcW w:w="4130" w:type="dxa"/>
-          </w:tcPr>
-          <w:p>
-            <w:pPr>
-              <w:pStyle w:val="TableText"/>
-            </w:pPr>
-            <w:r>
-              <w:rPr>
-                <w:sz w:val="24"/>
-                <w:szCs w:val="24"/>
-              </w:rPr>
-              <w:t xml:space="preserve">медиана 28,4 с, диапазон 18,6–44,1 с (не чистое окно)</w:t>
-            </w:r>
-          </w:p>
-        </w:tc>
-        <w:tc>
-          <w:tcPr>
-            <w:tcW w:w="2429" w:type="dxa"/>
-          </w:tcPr>
-          <w:p>
-            <w:pPr>
-              <w:pStyle w:val="TableText"/>
-            </w:pPr>
-            <w:r>
-              <w:rPr>
-                <w:rFonts w:ascii="Courier New" w:hAnsi="Courier New" w:cs="Courier New"/>
-                <w:sz w:val="20"/>
-                <w:szCs w:val="20"/>
-              </w:rPr>
-              <w:t xml:space="preserve">docs/perf/laptop-20261029.md</w:t>
-            </w:r>
+            <w:hyperlink r:id="rIdLnk13" w:history="1">
+              <w:r>
+                <w:rPr>
+                  <w:rStyle w:val="Hyperlink"/>
+                  <w:rFonts w:ascii="Courier New" w:hAnsi="Courier New" w:cs="Courier New"/>
+                  <w:sz w:val="20"/>
+                  <w:szCs w:val="20"/>
+                </w:rPr>
+                <w:t xml:space="preserve">docs/perf/laptop-20261029.md</w:t>
+              </w:r>
+            </w:hyperlink>
           </w:p>
         </w:tc>
       </w:tr>
@@ -2397,20 +2436,143 @@
               </w:rPr>
               <w:t xml:space="preserve">сборка </w:t>
             </w:r>
+            <w:hyperlink r:id="rIdLnk14" w:history="1">
+              <w:r>
+                <w:rPr>
+                  <w:rStyle w:val="Hyperlink"/>
+                  <w:rFonts w:ascii="Courier New" w:hAnsi="Courier New" w:cs="Courier New"/>
+                  <w:sz w:val="20"/>
+                  <w:szCs w:val="20"/>
+                </w:rPr>
+                <w:t xml:space="preserve">scripts/pack_offline.sh</w:t>
+              </w:r>
+            </w:hyperlink>
+            <w:r>
+              <w:rPr>
+                <w:sz w:val="24"/>
+                <w:szCs w:val="24"/>
+              </w:rPr>
+              <w:t xml:space="preserve">; rc4: sha256 </w:t>
+            </w:r>
             <w:r>
               <w:rPr>
                 <w:rFonts w:ascii="Courier New" w:hAnsi="Courier New" w:cs="Courier New"/>
                 <w:sz w:val="20"/>
                 <w:szCs w:val="20"/>
               </w:rPr>
-              <w:t xml:space="preserve">scripts/pack_offline.sh</w:t>
-            </w:r>
-            <w:r>
-              <w:rPr>
-                <w:sz w:val="24"/>
-                <w:szCs w:val="24"/>
-              </w:rPr>
-              <w:t xml:space="preserve">; rc4: sha256 </w:t>
+              <w:t xml:space="preserve">16854b3d5fe2a8e80ba925bfdda8fcb0fb7a43bb379ae699bf92da694e5e2ca3</w:t>
+            </w:r>
+          </w:p>
+        </w:tc>
+      </w:tr>
+      <w:tr>
+        <w:trPr>
+          <w:cantSplit/>
+        </w:trPr>
+        <w:tc>
+          <w:tcPr>
+            <w:tcW w:w="570" w:type="dxa"/>
+          </w:tcPr>
+          <w:p>
+            <w:pPr>
+              <w:pStyle w:val="TableText"/>
+            </w:pPr>
+            <w:r>
+              <w:rPr>
+                <w:sz w:val="24"/>
+                <w:szCs w:val="24"/>
+              </w:rPr>
+              <w:t xml:space="preserve">3</w:t>
+            </w:r>
+          </w:p>
+        </w:tc>
+        <w:tc>
+          <w:tcPr>
+            <w:tcW w:w="4562" w:type="dxa"/>
+          </w:tcPr>
+          <w:p>
+            <w:pPr>
+              <w:pStyle w:val="TableText"/>
+            </w:pPr>
+            <w:r>
+              <w:rPr>
+                <w:sz w:val="24"/>
+                <w:szCs w:val="24"/>
+              </w:rPr>
+              <w:t xml:space="preserve">Данные: индекс фрагментов, индекс предложений, граф, курируемые файлы</w:t>
+            </w:r>
+          </w:p>
+        </w:tc>
+        <w:tc>
+          <w:tcPr>
+            <w:tcW w:w="1254" w:type="dxa"/>
+          </w:tcPr>
+          <w:p>
+            <w:pPr>
+              <w:pStyle w:val="TableText"/>
+            </w:pPr>
+            <w:r>
+              <w:rPr>
+                <w:sz w:val="24"/>
+                <w:szCs w:val="24"/>
+              </w:rPr>
+              <w:t xml:space="preserve">в архиве</w:t>
+            </w:r>
+          </w:p>
+        </w:tc>
+        <w:tc>
+          <w:tcPr>
+            <w:tcW w:w="2965" w:type="dxa"/>
+          </w:tcPr>
+          <w:p>
+            <w:pPr>
+              <w:pStyle w:val="TableText"/>
+            </w:pPr>
+            <w:r>
+              <w:rPr>
+                <w:sz w:val="24"/>
+                <w:szCs w:val="24"/>
+              </w:rPr>
+              <w:t xml:space="preserve">в git не хранятся</w:t>
+            </w:r>
+          </w:p>
+        </w:tc>
+      </w:tr>
+      <w:tr>
+        <w:trPr>
+          <w:cantSplit/>
+        </w:trPr>
+        <w:tc>
+          <w:tcPr>
+            <w:tcW w:w="570" w:type="dxa"/>
+          </w:tcPr>
+          <w:p>
+            <w:pPr>
+              <w:pStyle w:val="TableText"/>
+            </w:pPr>
+            <w:r>
+              <w:rPr>
+                <w:sz w:val="24"/>
+                <w:szCs w:val="24"/>
+              </w:rPr>
+              <w:t xml:space="preserve">4</w:t>
+            </w:r>
+          </w:p>
+        </w:tc>
+        <w:tc>
+          <w:tcPr>
+            <w:tcW w:w="4562" w:type="dxa"/>
+          </w:tcPr>
+          <w:p>
+            <w:pPr>
+              <w:pStyle w:val="TableText"/>
+            </w:pPr>
+            <w:r>
+              <w:rPr>
+                <w:sz w:val="24"/>
+                <w:szCs w:val="24"/>
+              </w:rPr>
+              <w:t xml:space="preserve">Записи прогонов </w:t>
             </w:r>
             <w:r>
               <w:rPr>
@@ -2418,7 +2580,41 @@
                 <w:sz w:val="20"/>
                 <w:szCs w:val="20"/>
               </w:rPr>
-              <w:t xml:space="preserve">16854b3d5fe2a8e80ba925bfdda8fcb0fb7a43bb379ae699bf92da694e5e2ca3</w:t>
+              <w:t xml:space="preserve">web/replay/*.json</w:t>
+            </w:r>
+          </w:p>
+        </w:tc>
+        <w:tc>
+          <w:tcPr>
+            <w:tcW w:w="1254" w:type="dxa"/>
+          </w:tcPr>
+          <w:p>
+            <w:pPr>
+              <w:pStyle w:val="TableText"/>
+            </w:pPr>
+            <w:r>
+              <w:rPr>
+                <w:sz w:val="24"/>
+                <w:szCs w:val="24"/>
+              </w:rPr>
+              <w:t xml:space="preserve">в репозитории</w:t>
+            </w:r>
+          </w:p>
+        </w:tc>
+        <w:tc>
+          <w:tcPr>
+            <w:tcW w:w="2965" w:type="dxa"/>
+          </w:tcPr>
+          <w:p>
+            <w:pPr>
+              <w:pStyle w:val="TableText"/>
+            </w:pPr>
+            <w:r>
+              <w:rPr>
+                <w:sz w:val="24"/>
+                <w:szCs w:val="24"/>
+              </w:rPr>
+              <w:t xml:space="preserve">помечены как записи</w:t>
             </w:r>
           </w:p>
         </w:tc>
@@ -2440,7 +2636,7 @@
                 <w:sz w:val="24"/>
                 <w:szCs w:val="24"/>
               </w:rPr>
-              <w:t xml:space="preserve">3</w:t>
+              <w:t xml:space="preserve">5</w:t>
             </w:r>
           </w:p>
         </w:tc>
@@ -2457,7 +2653,7 @@
                 <w:sz w:val="24"/>
                 <w:szCs w:val="24"/>
               </w:rPr>
-              <w:t xml:space="preserve">Данные: индекс фрагментов, индекс предложений, граф, курируемые файлы</w:t>
+              <w:t xml:space="preserve">Комплект программной документации ЕСПД (ТЗ, ПЗ, ОП, РО, РСП, ПМИ, ОПр, ФО)</w:t>
             </w:r>
           </w:p>
         </w:tc>
@@ -2474,7 +2670,7 @@
                 <w:sz w:val="24"/>
                 <w:szCs w:val="24"/>
               </w:rPr>
-              <w:t xml:space="preserve">в архиве</w:t>
+              <w:t xml:space="preserve">8</w:t>
             </w:r>
           </w:p>
         </w:tc>
@@ -2486,59 +2682,52 @@
             <w:pPr>
               <w:pStyle w:val="TableText"/>
             </w:pPr>
-            <w:r>
-              <w:rPr>
-                <w:sz w:val="24"/>
-                <w:szCs w:val="24"/>
-              </w:rPr>
-              <w:t xml:space="preserve">в git не хранятся</w:t>
-            </w:r>
-          </w:p>
-        </w:tc>
-      </w:tr>
-      <w:tr>
-        <w:trPr>
-          <w:cantSplit/>
-        </w:trPr>
-        <w:tc>
-          <w:tcPr>
-            <w:tcW w:w="570" w:type="dxa"/>
-          </w:tcPr>
-          <w:p>
-            <w:pPr>
-              <w:pStyle w:val="TableText"/>
-            </w:pPr>
-            <w:r>
-              <w:rPr>
-                <w:sz w:val="24"/>
-                <w:szCs w:val="24"/>
-              </w:rPr>
-              <w:t xml:space="preserve">4</w:t>
-            </w:r>
-          </w:p>
-        </w:tc>
-        <w:tc>
-          <w:tcPr>
-            <w:tcW w:w="4562" w:type="dxa"/>
-          </w:tcPr>
-          <w:p>
-            <w:pPr>
-              <w:pStyle w:val="TableText"/>
-            </w:pPr>
-            <w:r>
-              <w:rPr>
-                <w:sz w:val="24"/>
-                <w:szCs w:val="24"/>
-              </w:rPr>
-              <w:t xml:space="preserve">Записи прогонов </w:t>
-            </w:r>
             <w:r>
               <w:rPr>
                 <w:rFonts w:ascii="Courier New" w:hAnsi="Courier New" w:cs="Courier New"/>
                 <w:sz w:val="20"/>
                 <w:szCs w:val="20"/>
               </w:rPr>
-              <w:t xml:space="preserve">web/replay/*.json</w:t>
+              <w:t xml:space="preserve">docs/gost/</w:t>
+            </w:r>
+          </w:p>
+        </w:tc>
+      </w:tr>
+      <w:tr>
+        <w:trPr>
+          <w:cantSplit/>
+        </w:trPr>
+        <w:tc>
+          <w:tcPr>
+            <w:tcW w:w="570" w:type="dxa"/>
+          </w:tcPr>
+          <w:p>
+            <w:pPr>
+              <w:pStyle w:val="TableText"/>
+            </w:pPr>
+            <w:r>
+              <w:rPr>
+                <w:sz w:val="24"/>
+                <w:szCs w:val="24"/>
+              </w:rPr>
+              <w:t xml:space="preserve">6</w:t>
+            </w:r>
+          </w:p>
+        </w:tc>
+        <w:tc>
+          <w:tcPr>
+            <w:tcW w:w="4562" w:type="dxa"/>
+          </w:tcPr>
+          <w:p>
+            <w:pPr>
+              <w:pStyle w:val="TableText"/>
+            </w:pPr>
+            <w:r>
+              <w:rPr>
+                <w:sz w:val="24"/>
+                <w:szCs w:val="24"/>
+              </w:rPr>
+              <w:t xml:space="preserve">Перечень документов и лист соответствия ГОСТ</w:t>
             </w:r>
           </w:p>
         </w:tc>
@@ -2555,7 +2744,7 @@
                 <w:sz w:val="24"/>
                 <w:szCs w:val="24"/>
               </w:rPr>
-              <w:t xml:space="preserve">в репозитории</w:t>
+              <w:t xml:space="preserve">2</w:t>
             </w:r>
           </w:p>
         </w:tc>
@@ -2567,161 +2756,17 @@
             <w:pPr>
               <w:pStyle w:val="TableText"/>
             </w:pPr>
-            <w:r>
-              <w:rPr>
-                <w:sz w:val="24"/>
-                <w:szCs w:val="24"/>
-              </w:rPr>
-              <w:t xml:space="preserve">помечены как записи</w:t>
-            </w:r>
-          </w:p>
-        </w:tc>
-      </w:tr>
-      <w:tr>
-        <w:trPr>
-          <w:cantSplit/>
-        </w:trPr>
-        <w:tc>
-          <w:tcPr>
-            <w:tcW w:w="570" w:type="dxa"/>
-          </w:tcPr>
-          <w:p>
-            <w:pPr>
-              <w:pStyle w:val="TableText"/>
-            </w:pPr>
-            <w:r>
-              <w:rPr>
-                <w:sz w:val="24"/>
-                <w:szCs w:val="24"/>
-              </w:rPr>
-              <w:t xml:space="preserve">5</w:t>
-            </w:r>
-          </w:p>
-        </w:tc>
-        <w:tc>
-          <w:tcPr>
-            <w:tcW w:w="4562" w:type="dxa"/>
-          </w:tcPr>
-          <w:p>
-            <w:pPr>
-              <w:pStyle w:val="TableText"/>
-            </w:pPr>
-            <w:r>
-              <w:rPr>
-                <w:sz w:val="24"/>
-                <w:szCs w:val="24"/>
-              </w:rPr>
-              <w:t xml:space="preserve">Комплект программной документации ЕСПД (ТЗ, ПЗ, ОП, РО, РСП, ПМИ, ОПр, ФО)</w:t>
-            </w:r>
-          </w:p>
-        </w:tc>
-        <w:tc>
-          <w:tcPr>
-            <w:tcW w:w="1254" w:type="dxa"/>
-          </w:tcPr>
-          <w:p>
-            <w:pPr>
-              <w:pStyle w:val="TableText"/>
-            </w:pPr>
-            <w:r>
-              <w:rPr>
-                <w:sz w:val="24"/>
-                <w:szCs w:val="24"/>
-              </w:rPr>
-              <w:t xml:space="preserve">8</w:t>
-            </w:r>
-          </w:p>
-        </w:tc>
-        <w:tc>
-          <w:tcPr>
-            <w:tcW w:w="2965" w:type="dxa"/>
-          </w:tcPr>
-          <w:p>
-            <w:pPr>
-              <w:pStyle w:val="TableText"/>
-            </w:pPr>
-            <w:r>
-              <w:rPr>
-                <w:rFonts w:ascii="Courier New" w:hAnsi="Courier New" w:cs="Courier New"/>
-                <w:sz w:val="20"/>
-                <w:szCs w:val="20"/>
-              </w:rPr>
-              <w:t xml:space="preserve">docs/gost/</w:t>
-            </w:r>
-          </w:p>
-        </w:tc>
-      </w:tr>
-      <w:tr>
-        <w:trPr>
-          <w:cantSplit/>
-        </w:trPr>
-        <w:tc>
-          <w:tcPr>
-            <w:tcW w:w="570" w:type="dxa"/>
-          </w:tcPr>
-          <w:p>
-            <w:pPr>
-              <w:pStyle w:val="TableText"/>
-            </w:pPr>
-            <w:r>
-              <w:rPr>
-                <w:sz w:val="24"/>
-                <w:szCs w:val="24"/>
-              </w:rPr>
-              <w:t xml:space="preserve">6</w:t>
-            </w:r>
-          </w:p>
-        </w:tc>
-        <w:tc>
-          <w:tcPr>
-            <w:tcW w:w="4562" w:type="dxa"/>
-          </w:tcPr>
-          <w:p>
-            <w:pPr>
-              <w:pStyle w:val="TableText"/>
-            </w:pPr>
-            <w:r>
-              <w:rPr>
-                <w:sz w:val="24"/>
-                <w:szCs w:val="24"/>
-              </w:rPr>
-              <w:t xml:space="preserve">Перечень документов и лист соответствия ГОСТ</w:t>
-            </w:r>
-          </w:p>
-        </w:tc>
-        <w:tc>
-          <w:tcPr>
-            <w:tcW w:w="1254" w:type="dxa"/>
-          </w:tcPr>
-          <w:p>
-            <w:pPr>
-              <w:pStyle w:val="TableText"/>
-            </w:pPr>
-            <w:r>
-              <w:rPr>
-                <w:sz w:val="24"/>
-                <w:szCs w:val="24"/>
-              </w:rPr>
-              <w:t xml:space="preserve">2</w:t>
-            </w:r>
-          </w:p>
-        </w:tc>
-        <w:tc>
-          <w:tcPr>
-            <w:tcW w:w="2965" w:type="dxa"/>
-          </w:tcPr>
-          <w:p>
-            <w:pPr>
-              <w:pStyle w:val="TableText"/>
-            </w:pPr>
-            <w:r>
-              <w:rPr>
-                <w:rFonts w:ascii="Courier New" w:hAnsi="Courier New" w:cs="Courier New"/>
-                <w:sz w:val="20"/>
-                <w:szCs w:val="20"/>
-              </w:rPr>
-              <w:t xml:space="preserve">README.md</w:t>
-            </w:r>
+            <w:hyperlink r:id="rIdLnk15" w:history="1">
+              <w:r>
+                <w:rPr>
+                  <w:rStyle w:val="Hyperlink"/>
+                  <w:rFonts w:ascii="Courier New" w:hAnsi="Courier New" w:cs="Courier New"/>
+                  <w:sz w:val="20"/>
+                  <w:szCs w:val="20"/>
+                </w:rPr>
+                <w:t xml:space="preserve">README.md</w:t>
+              </w:r>
+            </w:hyperlink>
             <w:r>
               <w:rPr>
                 <w:sz w:val="24"/>
@@ -4527,6 +4572,15 @@
     <w:rPr>
       <w:b/>
       <w:i/>
+    </w:rPr>
+  </w:style>
+  <w:style w:type="character" w:styleId="Hyperlink">
+    <w:name w:val="Hyperlink"/>
+    <w:uiPriority w:val="99"/>
+    <w:unhideWhenUsed/>
+    <w:rPr>
+      <w:color w:val="0563C1"/>
+      <w:u w:val="single"/>
     </w:rPr>
   </w:style>
   <w:style w:type="paragraph" w:styleId="ListDash">

--- a/docs/gost/08-formulyar.docx
+++ b/docs/gost/08-formulyar.docx
@@ -7,40 +7,7 @@
         <w:pStyle w:val="Title0"/>
       </w:pPr>
       <w:r>
-        <w:t xml:space="preserve">____</w:t>
-      </w:r>
-      <w:r>
-        <w:t xml:space="preserve">____</w:t>
-      </w:r>
-      <w:r>
-        <w:t xml:space="preserve">____</w:t>
-      </w:r>
-      <w:r>
-        <w:t xml:space="preserve">____</w:t>
-      </w:r>
-      <w:r>
-        <w:t xml:space="preserve">____</w:t>
-      </w:r>
-      <w:r>
-        <w:t xml:space="preserve">____</w:t>
-      </w:r>
-      <w:r>
-        <w:t xml:space="preserve">____</w:t>
-      </w:r>
-      <w:r>
-        <w:t xml:space="preserve">____</w:t>
-      </w:r>
-      <w:r>
-        <w:t xml:space="preserve">____</w:t>
-      </w:r>
-      <w:r>
-        <w:t xml:space="preserve">____</w:t>
-      </w:r>
-      <w:r>
-        <w:t xml:space="preserve">____</w:t>
-      </w:r>
-      <w:r>
-        <w:t xml:space="preserve">____</w:t>
+        <w:t xml:space="preserve">________________________________________________</w:t>
       </w:r>
     </w:p>
     <w:p>
@@ -202,41 +169,74 @@
           <w:sz w:val="24"/>
           <w:szCs w:val="24"/>
         </w:rPr>
-        <w:t xml:space="preserve">Обозначение документа: </w:t>
-      </w:r>
+        <w:t xml:space="preserve">Обозначение документа: ____________ (присваивается организацией)</w:t>
+      </w:r>
+    </w:p>
+    <w:p>
+      <w:pPr>
+        <w:pStyle w:val="Title0"/>
+      </w:pPr>
+    </w:p>
+    <w:p>
+      <w:pPr>
+        <w:pStyle w:val="Title0"/>
+      </w:pPr>
+      <w:r>
+        <w:rPr>
+          <w:b/>
+          <w:sz w:val="24"/>
+          <w:szCs w:val="24"/>
+        </w:rPr>
+        <w:t xml:space="preserve">Авторы:</w:t>
+      </w:r>
+    </w:p>
+    <w:p>
+      <w:pPr>
+        <w:pStyle w:val="Title0"/>
+      </w:pPr>
       <w:r>
         <w:rPr>
           <w:sz w:val="24"/>
           <w:szCs w:val="24"/>
         </w:rPr>
-        <w:t xml:space="preserve">____</w:t>
-      </w:r>
+        <w:t xml:space="preserve">Верховых Егор</w:t>
+      </w:r>
+    </w:p>
+    <w:p>
+      <w:pPr>
+        <w:pStyle w:val="Title0"/>
+      </w:pPr>
       <w:r>
         <w:rPr>
           <w:sz w:val="24"/>
           <w:szCs w:val="24"/>
         </w:rPr>
-        <w:t xml:space="preserve">____</w:t>
-      </w:r>
+        <w:t xml:space="preserve">Стрижевский Андрей</w:t>
+      </w:r>
+    </w:p>
+    <w:p>
+      <w:pPr>
+        <w:pStyle w:val="Title0"/>
+      </w:pPr>
       <w:r>
         <w:rPr>
           <w:sz w:val="24"/>
           <w:szCs w:val="24"/>
         </w:rPr>
-        <w:t xml:space="preserve">____</w:t>
-      </w:r>
+        <w:t xml:space="preserve">Парамонов Даниил</w:t>
+      </w:r>
+    </w:p>
+    <w:p>
+      <w:pPr>
+        <w:pStyle w:val="Title0"/>
+      </w:pPr>
       <w:r>
         <w:rPr>
           <w:sz w:val="24"/>
           <w:szCs w:val="24"/>
         </w:rPr>
-        <w:t xml:space="preserve"> (присваивается организацией)</w:t>
-      </w:r>
-    </w:p>
-    <w:p>
-      <w:pPr>
-        <w:pStyle w:val="Title0"/>
-      </w:pPr>
+        <w:t xml:space="preserve">Приц Артём</w:t>
+      </w:r>
     </w:p>
     <w:p>
       <w:pPr>
@@ -2838,13 +2838,7 @@
         <w:pStyle w:val="NoIndent"/>
       </w:pPr>
       <w:r>
-        <w:t xml:space="preserve">Программный комплекс версии </w:t>
-      </w:r>
-      <w:r>
-        <w:t xml:space="preserve">____</w:t>
-      </w:r>
-      <w:r>
-        <w:t xml:space="preserve">__ соответствует техническому заданию и признан годным к эксплуатации. Приёмка не проводилась; поля не заполнены.</w:t>
+        <w:t xml:space="preserve">Программный комплекс версии ______ соответствует техническому заданию и признан годным к эксплуатации. Приёмка не проводилась; поля не заполнены.</w:t>
       </w:r>
     </w:p>
     <w:tbl>
@@ -4581,6 +4575,38 @@
     <w:rPr>
       <w:color w:val="0563C1"/>
       <w:u w:val="single"/>
+    </w:rPr>
+  </w:style>
+  <w:style w:type="paragraph" w:styleId="FH">
+    <w:name w:val="File Heading"/>
+    <w:basedOn w:val="Normal"/>
+    <w:next w:val="FT"/>
+    <w:qFormat/>
+    <w:pPr>
+      <w:keepNext/>
+      <w:keepLines/>
+      <w:spacing w:before="140" w:after="20" w:line="240" w:lineRule="auto"/>
+      <w:ind w:firstLine="0"/>
+      <w:jc w:val="left"/>
+    </w:pPr>
+    <w:rPr>
+      <w:b/>
+      <w:sz w:val="24"/>
+      <w:szCs w:val="24"/>
+    </w:rPr>
+  </w:style>
+  <w:style w:type="paragraph" w:styleId="FT">
+    <w:name w:val="File Text"/>
+    <w:basedOn w:val="Normal"/>
+    <w:qFormat/>
+    <w:pPr>
+      <w:spacing w:after="40" w:line="252" w:lineRule="auto"/>
+      <w:ind w:firstLine="0"/>
+      <w:jc w:val="left"/>
+    </w:pPr>
+    <w:rPr>
+      <w:sz w:val="23"/>
+      <w:szCs w:val="23"/>
     </w:rPr>
   </w:style>
   <w:style w:type="paragraph" w:styleId="ListDash">

--- a/docs/gost/08-formulyar.docx
+++ b/docs/gost/08-formulyar.docx
@@ -844,7 +844,7 @@
         <w:pStyle w:val="NoIndent"/>
       </w:pPr>
       <w:r>
-        <w:t xml:space="preserve">Документ составлен по материалам репозитория и измерениям, лежащим в </w:t>
+        <w:t xml:space="preserve">Документ – черновик: составлен по материалам репозитория и измерениям, лежащим в </w:t>
       </w:r>
       <w:hyperlink r:id="rIdLnk1" w:history="1">
         <w:r>
@@ -872,7 +872,7 @@
         </w:r>
       </w:hyperlink>
       <w:r>
-        <w:t xml:space="preserve">, с помощью ИИ-ассистента; человеком не проверен и никем не согласован. Подписи, должности, даты согласования и обозначение документа оставлены пустыми намеренно.</w:t>
+        <w:t xml:space="preserve">; человеком не проверен и никем не согласован. Подписи, должности, даты согласования и обозначение документа оставлены пустыми намеренно.</w:t>
       </w:r>
     </w:p>
     <w:p>
@@ -1650,7 +1650,7 @@
                 <w:sz w:val="24"/>
                 <w:szCs w:val="24"/>
               </w:rPr>
-              <w:t xml:space="preserve">8 фактов присутствия, 1 сцена; проверены человеком 29.10.2026</w:t>
+              <w:t xml:space="preserve">8 фактов присутствия, 1 сцена; введены вручную, повторная проверка человеком ещё впереди</w:t>
             </w:r>
           </w:p>
         </w:tc>
@@ -2079,7 +2079,7 @@
                 <w:sz w:val="24"/>
                 <w:szCs w:val="24"/>
               </w:rPr>
-              <w:t xml:space="preserve">Качество на test-срезе (метки ИИ)</w:t>
+              <w:t xml:space="preserve">Качество на test-срезе (автоматические метки)</w:t>
             </w:r>
           </w:p>
         </w:tc>

--- a/docs/gost/08-formulyar.docx
+++ b/docs/gost/08-formulyar.docx
@@ -772,7 +772,7 @@
         <w:tab/>
       </w:r>
       <w:r>
-        <w:t xml:space="preserve">5</w:t>
+        <w:t xml:space="preserve">6</w:t>
       </w:r>
     </w:p>
     <w:p>
@@ -1650,7 +1650,7 @@
                 <w:sz w:val="24"/>
                 <w:szCs w:val="24"/>
               </w:rPr>
-              <w:t xml:space="preserve">8 фактов присутствия, 1 сцена; введены вручную, повторная проверка человеком ещё впереди</w:t>
+              <w:t xml:space="preserve">8 фактов присутствия, 1 сцена; введены вручную и перепроверены человеком 29.10.2026; вывод остаётся conditional</w:t>
             </w:r>
           </w:p>
         </w:tc>
